--- a/word_reports/LP_0274_위치_390_Percy Faith_Theme from 'A.docx
+++ b/word_reports/LP_0274_위치_390_Percy Faith_Theme from 'A.docx
@@ -4,7 +4,7 @@
   <w:body>
     <w:p>
       <w:pPr>
-        <w:spacing w:after="280"/>
+        <w:spacing w:after="80"/>
       </w:pPr>
       <w:r>
         <w:rPr w:rFonts="맑은 고딕">
@@ -13,94 +13,47 @@
           <w:color w:val="1E3A8A"/>
           <w:sz w:val="30"/>
         </w:rPr>
-        <w:t>[390] Percy Faith - Theme from 'A Summer Place'</w:t>
+        <w:t>Percy Faith (퍼시 페이스) - Theme from 'A Summer Place'</w:t>
       </w:r>
     </w:p>
     <w:p>
       <w:pPr>
-        <w:spacing w:after="320"/>
+        <w:spacing w:after="240"/>
       </w:pPr>
       <w:r>
         <w:rPr w:rFonts="맑은 고딕">
           <w:rFonts w:ascii="맑은 고딕" w:hAnsi="맑은 고딕" w:eastAsia="맑은 고딕"/>
           <w:b/>
-          <w:sz w:val="20"/>
+          <w:color w:val="4B5563"/>
+          <w:sz w:val="22"/>
         </w:rPr>
-        <w:t>■ 위치 : 390</w:t>
-        <w:br/>
-      </w:r>
-      <w:r>
-        <w:rPr w:rFonts="맑은 고딕">
-          <w:rFonts w:ascii="맑은 고딕" w:hAnsi="맑은 고딕" w:eastAsia="맑은 고딕"/>
-          <w:b/>
-          <w:sz w:val="20"/>
-        </w:rPr>
-        <w:t>■ 아티스트 : Percy Faith</w:t>
-        <w:br/>
-      </w:r>
-      <w:r>
-        <w:rPr w:rFonts="맑은 고딕">
-          <w:rFonts w:ascii="맑은 고딕" w:hAnsi="맑은 고딕" w:eastAsia="맑은 고딕"/>
-          <w:b/>
-          <w:sz w:val="20"/>
-        </w:rPr>
-        <w:t>■ 앨범명 : Theme from 'A Summer Place'</w:t>
-        <w:br/>
-      </w:r>
-      <w:r>
-        <w:rPr w:rFonts="맑은 고딕">
-          <w:rFonts w:ascii="맑은 고딕" w:hAnsi="맑은 고딕" w:eastAsia="맑은 고딕"/>
-          <w:b w:val="0"/>
-          <w:sz w:val="20"/>
-        </w:rPr>
-        <w:t>■ 음반 레이블 : Columbia Records</w:t>
-        <w:br/>
-      </w:r>
-      <w:r>
-        <w:rPr w:rFonts="맑은 고딕">
-          <w:rFonts w:ascii="맑은 고딕" w:hAnsi="맑은 고딕" w:eastAsia="맑은 고딕"/>
-          <w:b w:val="0"/>
-          <w:sz w:val="20"/>
-        </w:rPr>
-        <w:t>■ 발매년도 : 1960</w:t>
-        <w:br/>
-      </w:r>
-      <w:r>
-        <w:rPr w:rFonts="맑은 고딕">
-          <w:rFonts w:ascii="맑은 고딕" w:hAnsi="맑은 고딕" w:eastAsia="맑은 고딕"/>
-          <w:b w:val="0"/>
-          <w:sz w:val="20"/>
-        </w:rPr>
-        <w:t>■ 장르 : 이지 리스닝 (Easy Listening), 오케스트럴 팝 (Orchestral Pop), 영화 음악 (Soundtrack)</w:t>
-        <w:br/>
-      </w:r>
-      <w:r>
-        <w:rPr w:rFonts="맑은 고딕">
-          <w:rFonts w:ascii="맑은 고딕" w:hAnsi="맑은 고딕" w:eastAsia="맑은 고딕"/>
-          <w:b w:val="0"/>
-          <w:sz w:val="20"/>
-        </w:rPr>
-        <w:t>■ 주요 수록곡 : 1. Theme from 'A Summer Place' (피서지에서 생긴 일 테마)</w:t>
-        <w:br/>
+        <w:t>위치 :  390</w:t>
       </w:r>
     </w:p>
     <w:p>
       <w:pPr>
-        <w:spacing w:after="160"/>
+        <w:spacing w:line="324" w:lineRule="auto" w:before="80" w:after="160"/>
       </w:pPr>
       <w:r>
         <w:rPr w:rFonts="맑은 고딕">
           <w:rFonts w:ascii="맑은 고딕" w:hAnsi="맑은 고딕" w:eastAsia="맑은 고딕"/>
           <w:b/>
           <w:color w:val="1F2937"/>
-          <w:sz w:val="24"/>
+          <w:sz w:val="22"/>
         </w:rPr>
-        <w:t>■ 음반 해설 및 감상 가이드</w:t>
+        <w:t xml:space="preserve">[음반 소개] </w:t>
+      </w:r>
+      <w:r>
+        <w:rPr w:rFonts="맑은 고딕">
+          <w:rFonts w:ascii="맑은 고딕" w:hAnsi="맑은 고딕" w:eastAsia="맑은 고딕"/>
+          <w:b w:val="0"/>
+          <w:sz w:val="21"/>
+        </w:rPr>
       </w:r>
     </w:p>
     <w:p>
       <w:pPr>
-        <w:spacing w:line="312" w:lineRule="auto" w:after="120"/>
+        <w:spacing w:line="324" w:lineRule="auto" w:after="120"/>
       </w:pPr>
       <w:r>
         <w:rPr w:rFonts="맑은 고딕">
@@ -108,51 +61,516 @@
           <w:b w:val="0"/>
           <w:sz w:val="21"/>
         </w:rPr>
-        <w:t>1960년에 발매된 퍼시 페이스(Percy Faith)의 대표작 《Theme from 'A Summer Place'》는 이지 리스닝 음악 역사상 가장 빛나는 금자탑이자, 20세기 오케스트럴 팝의 정수를 보여주는 명반입니다. 리차드 에건과 산드라 디 주연의 동명 영화(한국 개봉명 '피서지에서 생긴 일')의 메인 테마를 퍼시 페이스만의 우아한 오케스트라 편곡으로 재해석한 이 앨범은, 빌보드 싱글 차트 9주 연속 1위라는 대기록을 세우며 경음악(Instrumental) 분야에서 전무후무한 상업적·예술적 성공을 거두었습니다.</w:t>
+        <w:t>1960년, 거친 로큰롤의 파고 속에서도 우아하고 유려한 오케스트레이션으로 전 세계인의 심금을 울린 퍼시 페이스의 불멸의 명반입니다. 푸른 파도와 눈부신 햇살, 청춘의 아련한 설렘을 한 폭의 수채화처럼 담아낸 이 앨범은 이지 리스닝과 팝 오케스트라 사운드가 도달할 수 있는 미학적 정점을 보여줍니다. 현악기의 풍성한 층위와 섬세한 선율이 빚어내는 아날로그의 온기는 반세기가 훌쩍 지난 오늘날에도 변함없이 우리의 마음에 낭만적인 파문을 일으킵니다. 시대를 초월하여 마음속 영원한 여름날의 안식처를 선사하는, 팝 오케스트라 역사상 가장 찬란한 유산입니다.</w:t>
       </w:r>
     </w:p>
     <w:p>
       <w:pPr>
-        <w:spacing w:line="312" w:lineRule="auto" w:after="120"/>
+        <w:spacing w:line="324" w:lineRule="auto" w:before="200" w:after="80"/>
       </w:pPr>
+      <w:r>
+        <w:rPr w:rFonts="맑은 고딕">
+          <w:rFonts w:ascii="맑은 고딕" w:hAnsi="맑은 고딕" w:eastAsia="맑은 고딕"/>
+          <w:b/>
+          <w:color w:val="1E3A8A"/>
+          <w:sz w:val="24"/>
+        </w:rPr>
+        <w:t>1. 음반 데이터</w:t>
+      </w:r>
+    </w:p>
+    <w:p>
+      <w:pPr>
+        <w:spacing w:line="324" w:lineRule="auto" w:after="80"/>
+      </w:pPr>
+      <w:r>
+        <w:rPr w:rFonts="맑은 고딕">
+          <w:rFonts w:ascii="맑은 고딕" w:hAnsi="맑은 고딕" w:eastAsia="맑은 고딕"/>
+          <w:b w:val="0"/>
+          <w:color w:val="6B7280"/>
+          <w:sz w:val="21"/>
+        </w:rPr>
+        <w:t xml:space="preserve">· </w:t>
+      </w:r>
+      <w:r>
+        <w:rPr w:rFonts="맑은 고딕">
+          <w:rFonts w:ascii="맑은 고딕" w:hAnsi="맑은 고딕" w:eastAsia="맑은 고딕"/>
+          <w:b/>
+          <w:color w:val="1F2937"/>
+          <w:sz w:val="21"/>
+        </w:rPr>
+        <w:t xml:space="preserve">앨범명: </w:t>
+      </w:r>
       <w:r>
         <w:rPr w:rFonts="맑은 고딕">
           <w:rFonts w:ascii="맑은 고딕" w:hAnsi="맑은 고딕" w:eastAsia="맑은 고딕"/>
           <w:b w:val="0"/>
           <w:sz w:val="21"/>
         </w:rPr>
-        <w:t>본 음반의 가장 큰 음악적 매력은 단연 퍼시 페이스 특유의 화려하면서도 세련된 ‘러시 스트링스(Lush Strings)’ 사운드에 있습니다. 유려하게 흘러가는 바이올린의 멜로디 라인과 이를 포근하게 감싸는 목관 악기, 하프의 감미로운 울림은 청자에게 서정적이면서도 로맨틱한 휴식의 풍경을 선사합니다. 타이틀곡 'Theme from 'A Summer Place''를 비롯해 앨범 전반에 흐르는 섬세한 다이내믹과 풍부한 화성은 단순한 배경음악을 넘어, 완벽하게 기획된 오케스트라 팝의 격을 한 단계 끌어올렸다는 평가를 받습니다.</w:t>
+        <w:t>Theme from 'A Summer Place'</w:t>
       </w:r>
     </w:p>
     <w:p>
       <w:pPr>
-        <w:spacing w:line="312" w:lineRule="auto" w:after="120"/>
+        <w:spacing w:line="324" w:lineRule="auto" w:after="80"/>
       </w:pPr>
+      <w:r>
+        <w:rPr w:rFonts="맑은 고딕">
+          <w:rFonts w:ascii="맑은 고딕" w:hAnsi="맑은 고딕" w:eastAsia="맑은 고딕"/>
+          <w:b w:val="0"/>
+          <w:color w:val="6B7280"/>
+          <w:sz w:val="21"/>
+        </w:rPr>
+        <w:t xml:space="preserve">· </w:t>
+      </w:r>
+      <w:r>
+        <w:rPr w:rFonts="맑은 고딕">
+          <w:rFonts w:ascii="맑은 고딕" w:hAnsi="맑은 고딕" w:eastAsia="맑은 고딕"/>
+          <w:b/>
+          <w:color w:val="1F2937"/>
+          <w:sz w:val="21"/>
+        </w:rPr>
+        <w:t xml:space="preserve">아티스트: </w:t>
+      </w:r>
       <w:r>
         <w:rPr w:rFonts="맑은 고딕">
           <w:rFonts w:ascii="맑은 고딕" w:hAnsi="맑은 고딕" w:eastAsia="맑은 고딕"/>
           <w:b w:val="0"/>
           <w:sz w:val="21"/>
         </w:rPr>
-        <w:t>타이틀곡 외에도 당대 히트 영화 음악과 클래식, 스탠다드 팝을 재해석한 수록곡들의 면면 역시 매우 다채롭습니다. 'Theme from 'The Apartment''나 'The Sound of Music' 등 대중에게 친숙한 명곡들이 퍼시 페이스 오케스트라의 정교한 손길을 거쳐 한층 더 고풍스럽고 입체적인 사운드로 탄생했습니다. 아날로그 LP 특유의 따뜻하고 풍부한 질감은 현악 세션의 미세한 공명까지 생생하게 전달하며, 한여름 밤의 아련한 추억과 낭만을 직관적으로 환기시킵니다.</w:t>
+        <w:t>Percy Faith (퍼시 페이스)</w:t>
       </w:r>
     </w:p>
     <w:p>
       <w:pPr>
-        <w:spacing w:line="312" w:lineRule="auto" w:after="120"/>
+        <w:spacing w:line="324" w:lineRule="auto" w:after="80"/>
       </w:pPr>
+      <w:r>
+        <w:rPr w:rFonts="맑은 고딕">
+          <w:rFonts w:ascii="맑은 고딕" w:hAnsi="맑은 고딕" w:eastAsia="맑은 고딕"/>
+          <w:b w:val="0"/>
+          <w:color w:val="6B7280"/>
+          <w:sz w:val="21"/>
+        </w:rPr>
+        <w:t xml:space="preserve">· </w:t>
+      </w:r>
+      <w:r>
+        <w:rPr w:rFonts="맑은 고딕">
+          <w:rFonts w:ascii="맑은 고딕" w:hAnsi="맑은 고딕" w:eastAsia="맑은 고딕"/>
+          <w:b/>
+          <w:color w:val="1F2937"/>
+          <w:sz w:val="21"/>
+        </w:rPr>
+        <w:t xml:space="preserve">발매 정보: </w:t>
+      </w:r>
       <w:r>
         <w:rPr w:rFonts="맑은 고딕">
           <w:rFonts w:ascii="맑은 고딕" w:hAnsi="맑은 고딕" w:eastAsia="맑은 고딕"/>
           <w:b w:val="0"/>
           <w:sz w:val="21"/>
         </w:rPr>
-        <w:t>결론적으로 이 앨범은 팝 오케스트레이션이 도달할 수 있는 가장 아름답고 이상적인 지점을 포착한 명작입니다. 반세기가 지난 지금까지도 세대를 초월하여 사랑받는 이 음반은, LP 컬렉터는 물론 고전 경음악의 아날로그적 정취를 애호하는 모든 음악 감상가들에게 필수적인 클래식으로 남아 있습니다.</w:t>
+        <w:t>1960년 컬럼비아 레코드(Columbia Records)를 통해 발매된 본작은 델머 데이비스 감독의 동명 영화(국내 개봉명 '피서지에서 생긴 일')의 테마를 퍼시 페이스 특유의 풍성한 오케스트라 사운드로 전면 재해석하여 앨범 단위로 승화시킨 기념비적 작품입니다.</w:t>
+      </w:r>
+    </w:p>
+    <w:p>
+      <w:pPr>
+        <w:spacing w:line="324" w:lineRule="auto" w:after="80"/>
+      </w:pPr>
+      <w:r>
+        <w:rPr w:rFonts="맑은 고딕">
+          <w:rFonts w:ascii="맑은 고딕" w:hAnsi="맑은 고딕" w:eastAsia="맑은 고딕"/>
+          <w:b w:val="0"/>
+          <w:color w:val="6B7280"/>
+          <w:sz w:val="21"/>
+        </w:rPr>
+        <w:t xml:space="preserve">· </w:t>
+      </w:r>
+      <w:r>
+        <w:rPr w:rFonts="맑은 고딕">
+          <w:rFonts w:ascii="맑은 고딕" w:hAnsi="맑은 고딕" w:eastAsia="맑은 고딕"/>
+          <w:b/>
+          <w:color w:val="1F2937"/>
+          <w:sz w:val="21"/>
+        </w:rPr>
+        <w:t xml:space="preserve">LP 인기도(판매량): </w:t>
+      </w:r>
+      <w:r>
+        <w:rPr w:rFonts="맑은 고딕">
+          <w:rFonts w:ascii="맑은 고딕" w:hAnsi="맑은 고딕" w:eastAsia="맑은 고딕"/>
+          <w:b w:val="0"/>
+          <w:sz w:val="21"/>
+        </w:rPr>
+        <w:t>타이틀곡 'Theme from A Summer Place'는 빌보드 핫 100 차트에서 무려 9주 연속 1위라는 경이로운 기록을 세웠으며, 빌보드 역사상 가장 오랫동안 정상을 지킨 연주곡 중 하나로 남아 밀리언셀러를 돌파하는 폭발적인 사랑을 받았습니다.</w:t>
+      </w:r>
+    </w:p>
+    <w:p>
+      <w:pPr>
+        <w:spacing w:line="324" w:lineRule="auto" w:after="80"/>
+      </w:pPr>
+      <w:r>
+        <w:rPr w:rFonts="맑은 고딕">
+          <w:rFonts w:ascii="맑은 고딕" w:hAnsi="맑은 고딕" w:eastAsia="맑은 고딕"/>
+          <w:b w:val="0"/>
+          <w:color w:val="6B7280"/>
+          <w:sz w:val="21"/>
+        </w:rPr>
+        <w:t xml:space="preserve">· </w:t>
+      </w:r>
+      <w:r>
+        <w:rPr w:rFonts="맑은 고딕">
+          <w:rFonts w:ascii="맑은 고딕" w:hAnsi="맑은 고딕" w:eastAsia="맑은 고딕"/>
+          <w:b/>
+          <w:color w:val="1F2937"/>
+          <w:sz w:val="21"/>
+        </w:rPr>
+        <w:t xml:space="preserve">각종 수상경력: </w:t>
+      </w:r>
+      <w:r>
+        <w:rPr w:rFonts="맑은 고딕">
+          <w:rFonts w:ascii="맑은 고딕" w:hAnsi="맑은 고딕" w:eastAsia="맑은 고딕"/>
+          <w:b w:val="0"/>
+          <w:sz w:val="21"/>
+        </w:rPr>
+        <w:t>1961년 제3회 그래미 어워드에서 연주곡 역사상 최초로 최고 영예인 '올해의 레코드(Record of the Year)'를 수상하며 대중성과 예술적 권위를 동시에 공인받았습니다.</w:t>
+      </w:r>
+    </w:p>
+    <w:p>
+      <w:pPr>
+        <w:spacing w:line="324" w:lineRule="auto" w:before="200" w:after="80"/>
+      </w:pPr>
+      <w:r>
+        <w:rPr w:rFonts="맑은 고딕">
+          <w:rFonts w:ascii="맑은 고딕" w:hAnsi="맑은 고딕" w:eastAsia="맑은 고딕"/>
+          <w:b/>
+          <w:color w:val="1E3A8A"/>
+          <w:sz w:val="24"/>
+        </w:rPr>
+        <w:t>2. 아티스트 정보</w:t>
+      </w:r>
+    </w:p>
+    <w:p>
+      <w:pPr>
+        <w:spacing w:line="324" w:lineRule="auto" w:after="80"/>
+      </w:pPr>
+      <w:r>
+        <w:rPr w:rFonts="맑은 고딕">
+          <w:rFonts w:ascii="맑은 고딕" w:hAnsi="맑은 고딕" w:eastAsia="맑은 고딕"/>
+          <w:b w:val="0"/>
+          <w:color w:val="6B7280"/>
+          <w:sz w:val="21"/>
+        </w:rPr>
+        <w:t xml:space="preserve">· </w:t>
+      </w:r>
+      <w:r>
+        <w:rPr w:rFonts="맑은 고딕">
+          <w:rFonts w:ascii="맑은 고딕" w:hAnsi="맑은 고딕" w:eastAsia="맑은 고딕"/>
+          <w:b/>
+          <w:color w:val="1F2937"/>
+          <w:sz w:val="21"/>
+        </w:rPr>
+        <w:t xml:space="preserve">국적: </w:t>
+      </w:r>
+      <w:r>
+        <w:rPr w:rFonts="맑은 고딕">
+          <w:rFonts w:ascii="맑은 고딕" w:hAnsi="맑은 고딕" w:eastAsia="맑은 고딕"/>
+          <w:b w:val="0"/>
+          <w:sz w:val="21"/>
+        </w:rPr>
+        <w:t>캐나다 출생 / 미국 귀화</w:t>
+      </w:r>
+    </w:p>
+    <w:p>
+      <w:pPr>
+        <w:spacing w:line="324" w:lineRule="auto" w:after="80"/>
+      </w:pPr>
+      <w:r>
+        <w:rPr w:rFonts="맑은 고딕">
+          <w:rFonts w:ascii="맑은 고딕" w:hAnsi="맑은 고딕" w:eastAsia="맑은 고딕"/>
+          <w:b w:val="0"/>
+          <w:color w:val="6B7280"/>
+          <w:sz w:val="21"/>
+        </w:rPr>
+        <w:t xml:space="preserve">· </w:t>
+      </w:r>
+      <w:r>
+        <w:rPr w:rFonts="맑은 고딕">
+          <w:rFonts w:ascii="맑은 고딕" w:hAnsi="맑은 고딕" w:eastAsia="맑은 고딕"/>
+          <w:b/>
+          <w:color w:val="1F2937"/>
+          <w:sz w:val="21"/>
+        </w:rPr>
+        <w:t xml:space="preserve">생몰년도: </w:t>
+      </w:r>
+      <w:r>
+        <w:rPr w:rFonts="맑은 고딕">
+          <w:rFonts w:ascii="맑은 고딕" w:hAnsi="맑은 고딕" w:eastAsia="맑은 고딕"/>
+          <w:b w:val="0"/>
+          <w:sz w:val="21"/>
+        </w:rPr>
+        <w:t>1908년 4월 7일 ~ 1976년 2월 15일</w:t>
+      </w:r>
+    </w:p>
+    <w:p>
+      <w:pPr>
+        <w:spacing w:line="324" w:lineRule="auto" w:after="80"/>
+      </w:pPr>
+      <w:r>
+        <w:rPr w:rFonts="맑은 고딕">
+          <w:rFonts w:ascii="맑은 고딕" w:hAnsi="맑은 고딕" w:eastAsia="맑은 고딕"/>
+          <w:b w:val="0"/>
+          <w:color w:val="6B7280"/>
+          <w:sz w:val="21"/>
+        </w:rPr>
+        <w:t xml:space="preserve">· </w:t>
+      </w:r>
+      <w:r>
+        <w:rPr w:rFonts="맑은 고딕">
+          <w:rFonts w:ascii="맑은 고딕" w:hAnsi="맑은 고딕" w:eastAsia="맑은 고딕"/>
+          <w:b/>
+          <w:color w:val="1F2937"/>
+          <w:sz w:val="21"/>
+        </w:rPr>
+        <w:t xml:space="preserve">그룹 소속: </w:t>
+      </w:r>
+      <w:r>
+        <w:rPr w:rFonts="맑은 고딕">
+          <w:rFonts w:ascii="맑은 고딕" w:hAnsi="맑은 고딕" w:eastAsia="맑은 고딕"/>
+          <w:b w:val="0"/>
+          <w:sz w:val="21"/>
+        </w:rPr>
+        <w:t>솔로 (퍼시 페이스 오케스트라 지휘자 및 편곡가)</w:t>
+      </w:r>
+    </w:p>
+    <w:p>
+      <w:pPr>
+        <w:spacing w:line="324" w:lineRule="auto" w:after="80"/>
+      </w:pPr>
+      <w:r>
+        <w:rPr w:rFonts="맑은 고딕">
+          <w:rFonts w:ascii="맑은 고딕" w:hAnsi="맑은 고딕" w:eastAsia="맑은 고딕"/>
+          <w:b w:val="0"/>
+          <w:color w:val="6B7280"/>
+          <w:sz w:val="21"/>
+        </w:rPr>
+        <w:t xml:space="preserve">· </w:t>
+      </w:r>
+      <w:r>
+        <w:rPr w:rFonts="맑은 고딕">
+          <w:rFonts w:ascii="맑은 고딕" w:hAnsi="맑은 고딕" w:eastAsia="맑은 고딕"/>
+          <w:b/>
+          <w:color w:val="1F2937"/>
+          <w:sz w:val="21"/>
+        </w:rPr>
+        <w:t xml:space="preserve">아티스트 소개: </w:t>
+      </w:r>
+      <w:r>
+        <w:rPr w:rFonts="맑은 고딕">
+          <w:rFonts w:ascii="맑은 고딕" w:hAnsi="맑은 고딕" w:eastAsia="맑은 고딕"/>
+          <w:b w:val="0"/>
+          <w:sz w:val="21"/>
+        </w:rPr>
+        <w:t>퍼시 페이스는 현대 무드 음악(Mood Music)과 이지 리스닝 장르의 기틀을 다진 위대한 마에스트로이자 혁신적인 오케스트레이터입니다. 물결치듯 쏟아져 내리는 특유의 ‘캐스케이딩 스트링스(Cascading Strings)’ 편곡 기법을 정립하여 팝 음악에 클래식의 품격과 서정성을 부여한 팝 오케스트라의 거장입니다.</w:t>
+      </w:r>
+    </w:p>
+    <w:p>
+      <w:pPr>
+        <w:spacing w:line="324" w:lineRule="auto" w:before="200" w:after="80"/>
+      </w:pPr>
+      <w:r>
+        <w:rPr w:rFonts="맑은 고딕">
+          <w:rFonts w:ascii="맑은 고딕" w:hAnsi="맑은 고딕" w:eastAsia="맑은 고딕"/>
+          <w:b/>
+          <w:color w:val="1E3A8A"/>
+          <w:sz w:val="24"/>
+        </w:rPr>
+        <w:t>3. 음반 상세 분석</w:t>
+      </w:r>
+    </w:p>
+    <w:p>
+      <w:pPr>
+        <w:spacing w:line="324" w:lineRule="auto" w:after="80"/>
+      </w:pPr>
+      <w:r>
+        <w:rPr w:rFonts="맑은 고딕">
+          <w:rFonts w:ascii="맑은 고딕" w:hAnsi="맑은 고딕" w:eastAsia="맑은 고딕"/>
+          <w:b w:val="0"/>
+          <w:color w:val="6B7280"/>
+          <w:sz w:val="21"/>
+        </w:rPr>
+        <w:t xml:space="preserve">· </w:t>
+      </w:r>
+      <w:r>
+        <w:rPr w:rFonts="맑은 고딕">
+          <w:rFonts w:ascii="맑은 고딕" w:hAnsi="맑은 고딕" w:eastAsia="맑은 고딕"/>
+          <w:b/>
+          <w:color w:val="1F2937"/>
+          <w:sz w:val="21"/>
+        </w:rPr>
+        <w:t xml:space="preserve">역사적 위치: </w:t>
+      </w:r>
+      <w:r>
+        <w:rPr w:rFonts="맑은 고딕">
+          <w:rFonts w:ascii="맑은 고딕" w:hAnsi="맑은 고딕" w:eastAsia="맑은 고딕"/>
+          <w:b w:val="0"/>
+          <w:sz w:val="21"/>
+        </w:rPr>
+        <w:t>엘비스 프레슬리를 필두로 한 초기 로큰롤 열풍 속에서 순수 기악 연주곡으로 팝 음악계의 정상을 탈환하며 오케스트라 편곡의 대중적 지평을 넓힌 이정표적 앨범입니다. 막스 스타이너의 영화 원곡을 재해석하여 완성한 대담하고 섬세한 앙상블은 팝 오케스트레이션의 교과서로 평가받으며, 대중음악사에서 경음악의 위상을 예술적 반열로 격상시켰습니다.</w:t>
+      </w:r>
+    </w:p>
+    <w:p>
+      <w:pPr>
+        <w:spacing w:line="324" w:lineRule="auto" w:after="80"/>
+      </w:pPr>
+      <w:r>
+        <w:rPr w:rFonts="맑은 고딕">
+          <w:rFonts w:ascii="맑은 고딕" w:hAnsi="맑은 고딕" w:eastAsia="맑은 고딕"/>
+          <w:b w:val="0"/>
+          <w:color w:val="6B7280"/>
+          <w:sz w:val="21"/>
+        </w:rPr>
+        <w:t xml:space="preserve">· </w:t>
+      </w:r>
+      <w:r>
+        <w:rPr w:rFonts="맑은 고딕">
+          <w:rFonts w:ascii="맑은 고딕" w:hAnsi="맑은 고딕" w:eastAsia="맑은 고딕"/>
+          <w:b/>
+          <w:color w:val="1F2937"/>
+          <w:sz w:val="21"/>
+        </w:rPr>
+        <w:t xml:space="preserve">시대의 흔적(스토리텔링): </w:t>
+      </w:r>
+      <w:r>
+        <w:rPr w:rFonts="맑은 고딕">
+          <w:rFonts w:ascii="맑은 고딕" w:hAnsi="맑은 고딕" w:eastAsia="맑은 고딕"/>
+          <w:b w:val="0"/>
+          <w:sz w:val="21"/>
+        </w:rPr>
+        <w:t>1950년대의 보수적 질서와 1960년대의 자유로운 청춘 문화가 교차하던 변혁의 시기, 영화가 대변했던 청춘들의 순수와 갈등, 애틋한 사랑의 감수성이 고스란히 투영되어 있습니다. 냉전의 불안과 급변하는 사회 분위기 속에서 대중에게 따스하고 아늑한 도피처가 되어 주었던 당대인들의 낭만과 향수가 깃들어 있습니다.</w:t>
+      </w:r>
+    </w:p>
+    <w:p>
+      <w:pPr>
+        <w:spacing w:line="324" w:lineRule="auto" w:before="200" w:after="80"/>
+      </w:pPr>
+      <w:r>
+        <w:rPr w:rFonts="맑은 고딕">
+          <w:rFonts w:ascii="맑은 고딕" w:hAnsi="맑은 고딕" w:eastAsia="맑은 고딕"/>
+          <w:b/>
+          <w:color w:val="1E3A8A"/>
+          <w:sz w:val="24"/>
+        </w:rPr>
+        <w:t>4. 주요 수록곡 및 감상 제언</w:t>
+      </w:r>
+    </w:p>
+    <w:p>
+      <w:pPr>
+        <w:spacing w:line="324" w:lineRule="auto" w:after="80"/>
+      </w:pPr>
+      <w:r>
+        <w:rPr w:rFonts="맑은 고딕">
+          <w:rFonts w:ascii="맑은 고딕" w:hAnsi="맑은 고딕" w:eastAsia="맑은 고딕"/>
+          <w:b w:val="0"/>
+          <w:color w:val="6B7280"/>
+          <w:sz w:val="21"/>
+        </w:rPr>
+        <w:t xml:space="preserve">· </w:t>
+      </w:r>
+      <w:r>
+        <w:rPr w:rFonts="맑은 고딕">
+          <w:rFonts w:ascii="맑은 고딕" w:hAnsi="맑은 고딕" w:eastAsia="맑은 고딕"/>
+          <w:b/>
+          <w:color w:val="1F2937"/>
+          <w:sz w:val="21"/>
+        </w:rPr>
+        <w:t xml:space="preserve">주요 수록곡 특징: </w:t>
+      </w:r>
+      <w:r>
+        <w:rPr w:rFonts="맑은 고딕">
+          <w:rFonts w:ascii="맑은 고딕" w:hAnsi="맑은 고딕" w:eastAsia="맑은 고딕"/>
+          <w:b w:val="0"/>
+          <w:sz w:val="21"/>
+        </w:rPr>
+        <w:t>표제작 'Theme from 'A Summer Place''는 부드럽게 넘실대는 현악과 피아노의 영롱한 터치가 조화를 이루며 청량하고도 애틋한 여름의 정취를 극대화합니다. 이 밖에도 서정미의 극치를 들려주는 빅터 영의 명곡 'Love Letters In The Sand', 그리고 뮤지컬 넘버를 감미로운 스트링 팝으로 재탄생시킨 'The Sound of Music' 등 전 곡이 우아하고 유려한 선율로 채워져 있습니다.</w:t>
+      </w:r>
+    </w:p>
+    <w:p>
+      <w:pPr>
+        <w:spacing w:line="324" w:lineRule="auto" w:after="80"/>
+      </w:pPr>
+      <w:r>
+        <w:rPr w:rFonts="맑은 고딕">
+          <w:rFonts w:ascii="맑은 고딕" w:hAnsi="맑은 고딕" w:eastAsia="맑은 고딕"/>
+          <w:b w:val="0"/>
+          <w:color w:val="6B7280"/>
+          <w:sz w:val="21"/>
+        </w:rPr>
+        <w:t xml:space="preserve">· </w:t>
+      </w:r>
+      <w:r>
+        <w:rPr w:rFonts="맑은 고딕">
+          <w:rFonts w:ascii="맑은 고딕" w:hAnsi="맑은 고딕" w:eastAsia="맑은 고딕"/>
+          <w:b/>
+          <w:color w:val="1F2937"/>
+          <w:sz w:val="21"/>
+        </w:rPr>
+        <w:t xml:space="preserve">빈티지 감상 제언: </w:t>
+      </w:r>
+      <w:r>
+        <w:rPr w:rFonts="맑은 고딕">
+          <w:rFonts w:ascii="맑은 고딕" w:hAnsi="맑은 고딕" w:eastAsia="맑은 고딕"/>
+          <w:b w:val="0"/>
+          <w:sz w:val="21"/>
+        </w:rPr>
+        <w:t>진공관 앰프의 부드러운 배음과 아날로그 턴테이블의 깊은 울림이 더해질 때 본 음반의 진가가 드러납니다. 쏟아져 내리는 바이올린 군의 고음역에서도 귀를 자극하지 않는 자연스러운 질감, 그리고 카트리지 바늘이 그루브를 긁으며 피어오르는 따뜻한 저음의 공간감에 집중하여 감상하시기를 권합니다.</w:t>
+      </w:r>
+    </w:p>
+    <w:p>
+      <w:pPr>
+        <w:spacing w:line="324" w:lineRule="auto" w:after="80"/>
+      </w:pPr>
+      <w:r>
+        <w:rPr w:rFonts="맑은 고딕">
+          <w:rFonts w:ascii="맑은 고딕" w:hAnsi="맑은 고딕" w:eastAsia="맑은 고딕"/>
+          <w:b w:val="0"/>
+          <w:color w:val="6B7280"/>
+          <w:sz w:val="21"/>
+        </w:rPr>
+        <w:t xml:space="preserve">· </w:t>
+      </w:r>
+      <w:r>
+        <w:rPr w:rFonts="맑은 고딕">
+          <w:rFonts w:ascii="맑은 고딕" w:hAnsi="맑은 고딕" w:eastAsia="맑은 고딕"/>
+          <w:b/>
+          <w:color w:val="1F2937"/>
+          <w:sz w:val="21"/>
+        </w:rPr>
+        <w:t xml:space="preserve">소장 가치: </w:t>
+      </w:r>
+      <w:r>
+        <w:rPr w:rFonts="맑은 고딕">
+          <w:rFonts w:ascii="맑은 고딕" w:hAnsi="맑은 고딕" w:eastAsia="맑은 고딕"/>
+          <w:b w:val="0"/>
+          <w:sz w:val="21"/>
+        </w:rPr>
+        <w:t>그래미 역사상 최초로 인스트루멘털 트랙으로서 대상을 거머쥔 역사적 상징성은 물론, 1960년대 초반 컬럼비아 하이파이(Hi-Fi) 스테레오 녹음 기술의 빼어난 정수를 간직하고 있어 클래식과 팝 애호가 모두의 음반 라이브러리에 필수적으로 자리해야 할 불멸의 컬렉터스 아이템입니다.</w:t>
+      </w:r>
+    </w:p>
+    <w:p>
+      <w:pPr>
+        <w:spacing w:line="324" w:lineRule="auto" w:after="120" w:before="160"/>
+      </w:pPr>
+      <w:r>
+        <w:rPr w:rFonts="맑은 고딕">
+          <w:rFonts w:ascii="맑은 고딕" w:hAnsi="맑은 고딕" w:eastAsia="맑은 고딕"/>
+          <w:b/>
+          <w:color w:val="4338CA"/>
+          <w:sz w:val="21"/>
+        </w:rPr>
+        <w:t>이 음반을 통해 푸른 바다의 미풍처럼 다정하게 마음을 적시는 아날로그의 온기와 영원한 낭만이 전해주는 감동을 다시 한번 경험해 보시는 것은 어떨까요?</w:t>
       </w:r>
     </w:p>
     <w:sectPr>
       <w:pgSz w:w="12240" w:h="15840"/>
-      <w:pgMar w:top="1440" w:right="1440" w:bottom="1440" w:left="1440" w:header="720" w:footer="720" w:gutter="0"/>
+      <w:pgMar w:top="1152" w:right="1296" w:bottom="1152" w:left="1296" w:header="720" w:footer="720" w:gutter="0"/>
       <w:cols w:space="720"/>
       <w:docGrid w:linePitch="360"/>
     </w:sectPr>

--- a/word_reports/LP_0274_위치_390_Percy Faith_Theme from 'A.docx
+++ b/word_reports/LP_0274_위치_390_Percy Faith_Theme from 'A.docx
@@ -32,7 +32,7 @@
     </w:p>
     <w:p>
       <w:pPr>
-        <w:spacing w:line="324" w:lineRule="auto" w:before="80" w:after="160"/>
+        <w:spacing w:line="324" w:lineRule="auto" w:before="80" w:after="120"/>
       </w:pPr>
       <w:r>
         <w:rPr w:rFonts="맑은 고딕">
@@ -42,13 +42,6 @@
           <w:sz w:val="22"/>
         </w:rPr>
         <w:t xml:space="preserve">[음반 소개] </w:t>
-      </w:r>
-      <w:r>
-        <w:rPr w:rFonts="맑은 고딕">
-          <w:rFonts w:ascii="맑은 고딕" w:hAnsi="맑은 고딕" w:eastAsia="맑은 고딕"/>
-          <w:b w:val="0"/>
-          <w:sz w:val="21"/>
-        </w:rPr>
       </w:r>
     </w:p>
     <w:p>
@@ -61,7 +54,46 @@
           <w:b w:val="0"/>
           <w:sz w:val="21"/>
         </w:rPr>
-        <w:t>1960년, 거친 로큰롤의 파고 속에서도 우아하고 유려한 오케스트레이션으로 전 세계인의 심금을 울린 퍼시 페이스의 불멸의 명반입니다. 푸른 파도와 눈부신 햇살, 청춘의 아련한 설렘을 한 폭의 수채화처럼 담아낸 이 앨범은 이지 리스닝과 팝 오케스트라 사운드가 도달할 수 있는 미학적 정점을 보여줍니다. 현악기의 풍성한 층위와 섬세한 선율이 빚어내는 아날로그의 온기는 반세기가 훌쩍 지난 오늘날에도 변함없이 우리의 마음에 낭만적인 파문을 일으킵니다. 시대를 초월하여 마음속 영원한 여름날의 안식처를 선사하는, 팝 오케스트라 역사상 가장 찬란한 유산입니다.</w:t>
+        <w:t>반세기가 넘는 세월이 흘렀음에도, 첫 마디의 피아노 타건과 함께 굽이쳐 흐르는 현악의 물결을 마주할 때면 언제나 가슴 깊은 곳에서 아련한 여름 바다의 미풍이 불어옵니다. 1960년 발매된 퍼시 페이스의 《Theme from 'A Summer Place'》는 막스 스타이너(Max Steiner)가 영화 《피서지에서 생긴 일》을 위해 작곡했던 멜로디를 완벽하게 재해석하여, 단순한 영화 음악의 영역을 넘어 순수 연주 음악이 도달할 수 있는 가장 우아하고 찬란한 낭만을 직조해 낸 기념비적 걸작입니다.</w:t>
+      </w:r>
+    </w:p>
+    <w:p>
+      <w:pPr>
+        <w:spacing w:line="324" w:lineRule="auto" w:after="120"/>
+      </w:pPr>
+      <w:r>
+        <w:rPr w:rFonts="맑은 고딕">
+          <w:rFonts w:ascii="맑은 고딕" w:hAnsi="맑은 고딕" w:eastAsia="맑은 고딕"/>
+          <w:b w:val="0"/>
+          <w:sz w:val="21"/>
+        </w:rPr>
+        <w:t>당시 엘비스 프레슬리를 위시한 로큰롤의 거친 파도가 청년 문화를 거세게 뒤흔들던 격동의 시기, 퍼시 페이스는 고전적 오케스트레이션의 품격과 서정적인 멜로디 라인을 융합하여 전 세대를 아우르는 거대한 감동을 창조해 냈습니다. 빌보드 싱글 차트에서 무려 9주 연속 1위라는, 연주곡 역사상 전무후무한 대기록을 수립한 이 앨범은 대중음악계에 ‘이지리스닝(Easy Listening)’과 ‘무드 뮤직(Mood Music)’이라는 장르가 도달할 수 있는 미학적 정점을 분명하게 각인시켰습니다.</w:t>
+      </w:r>
+    </w:p>
+    <w:p>
+      <w:pPr>
+        <w:spacing w:line="324" w:lineRule="auto" w:after="120"/>
+      </w:pPr>
+      <w:r>
+        <w:rPr w:rFonts="맑은 고딕">
+          <w:rFonts w:ascii="맑은 고딕" w:hAnsi="맑은 고딕" w:eastAsia="맑은 고딕"/>
+          <w:b w:val="0"/>
+          <w:sz w:val="21"/>
+        </w:rPr>
+        <w:t>퍼시 페이스가 오케스트라를 통해 전달하고자 했던 철학은 명료했습니다. 그것은 복잡하고 메마른 일상 속에서 듣는 이의 영혼을 부드럽게 감싸 안는 소리의 안식처를 제공하는 것이었습니다. 그의 전매특허라 할 수 있는 풍성한 현악 섹션은 마치 눈부신 햇살을 머금은 잔물결처럼 유려하게 부서지고, 그 위에 얹힌 절제된 화성은 젊은 날의 풋풋한 설렘과 지나간 시절에 대한 애틋한 노스탤지어를 고스란히 담아냅니다.</w:t>
+      </w:r>
+    </w:p>
+    <w:p>
+      <w:pPr>
+        <w:spacing w:line="324" w:lineRule="auto" w:after="120"/>
+      </w:pPr>
+      <w:r>
+        <w:rPr w:rFonts="맑은 고딕">
+          <w:rFonts w:ascii="맑은 고딕" w:hAnsi="맑은 고딕" w:eastAsia="맑은 고딕"/>
+          <w:b w:val="0"/>
+          <w:sz w:val="21"/>
+        </w:rPr>
+        <w:t>오늘날 LP의 소리골을 통해 다시 만나는 이 음반은 디지털의 차가운 해상도로는 결코 흉내 낼 수 없는 따스한 공기와 질감을 품고 있습니다. 푸른 바다와 눈부신 백사장, 그리고 가슴 시리도록 아름다웠던 한여름의 짧은 밀어를 기억하는 모든 이들에게, 이 앨범은 영원히 바래지 않는 은막의 감동이자 가슴을 적시는 서정의 샘물로 남아 있습니다.</w:t>
       </w:r>
     </w:p>
     <w:p>
@@ -168,7 +200,7 @@
           <w:b w:val="0"/>
           <w:sz w:val="21"/>
         </w:rPr>
-        <w:t>1960년 컬럼비아 레코드(Columbia Records)를 통해 발매된 본작은 델머 데이비스 감독의 동명 영화(국내 개봉명 '피서지에서 생긴 일')의 테마를 퍼시 페이스 특유의 풍성한 오케스트라 사운드로 전면 재해석하여 앨범 단위로 승화시킨 기념비적 작품입니다.</w:t>
+        <w:t>1960년 컬럼비아 레코드(Columbia Records)를 통해 발매되었으며, 델머 데이비스 감독의 동명 영화 테마곡을 페이스 특유의 유려한 오케스트레이션으로 전면 재해석하여 이지리스닝 팝의 새로운 지평을 연 역사적 명반.</w:t>
       </w:r>
     </w:p>
     <w:p>
@@ -199,7 +231,7 @@
           <w:b w:val="0"/>
           <w:sz w:val="21"/>
         </w:rPr>
-        <w:t>타이틀곡 'Theme from A Summer Place'는 빌보드 핫 100 차트에서 무려 9주 연속 1위라는 경이로운 기록을 세웠으며, 빌보드 역사상 가장 오랫동안 정상을 지킨 연주곡 중 하나로 남아 밀리언셀러를 돌파하는 폭발적인 사랑을 받았습니다.</w:t>
+        <w:t>타이틀곡 'Theme from A Summer Place'가 빌보드 핫 100 차트에서 무려 9주 연속 1위라는 경이적인 대기록을 수립하였고, 앨범 역시 밀리언셀러를 기록하며 전 세계적인 신드롬을 일으킴.</w:t>
       </w:r>
     </w:p>
     <w:p>
@@ -230,7 +262,7 @@
           <w:b w:val="0"/>
           <w:sz w:val="21"/>
         </w:rPr>
-        <w:t>1961년 제3회 그래미 어워드에서 연주곡 역사상 최초로 최고 영예인 '올해의 레코드(Record of the Year)'를 수상하며 대중성과 예술적 권위를 동시에 공인받았습니다.</w:t>
+        <w:t>1961년 제3회 그래미 어워드(Grammy Awards)에서 연주곡 역사상 최초로 최고 영예인 ‘올해의 레코드(Record of the Year)’를 수상하며 음악적 권위와 예술성을 공인받음.</w:t>
       </w:r>
     </w:p>
     <w:p>
@@ -275,7 +307,7 @@
           <w:b w:val="0"/>
           <w:sz w:val="21"/>
         </w:rPr>
-        <w:t>캐나다 출생 / 미국 귀화</w:t>
+        <w:t>미국 (캐나다 출생)</w:t>
       </w:r>
     </w:p>
     <w:p>
@@ -306,7 +338,7 @@
           <w:b w:val="0"/>
           <w:sz w:val="21"/>
         </w:rPr>
-        <w:t>1908년 4월 7일 ~ 1976년 2월 15일</w:t>
+        <w:t>1908년 4월 7일 ~ 1976년 4월 2일</w:t>
       </w:r>
     </w:p>
     <w:p>
@@ -337,7 +369,7 @@
           <w:b w:val="0"/>
           <w:sz w:val="21"/>
         </w:rPr>
-        <w:t>솔로 (퍼시 페이스 오케스트라 지휘자 및 편곡가)</w:t>
+        <w:t>솔로 (퍼시 페이스 오케스트라 지휘자 겸 편곡가)</w:t>
       </w:r>
     </w:p>
     <w:p>
@@ -368,7 +400,7 @@
           <w:b w:val="0"/>
           <w:sz w:val="21"/>
         </w:rPr>
-        <w:t>퍼시 페이스는 현대 무드 음악(Mood Music)과 이지 리스닝 장르의 기틀을 다진 위대한 마에스트로이자 혁신적인 오케스트레이터입니다. 물결치듯 쏟아져 내리는 특유의 ‘캐스케이딩 스트링스(Cascading Strings)’ 편곡 기법을 정립하여 팝 음악에 클래식의 품격과 서정성을 부여한 팝 오케스트라의 거장입니다.</w:t>
+        <w:t>퍼시 페이스는 현대 무드 오케스트라 사운드의 기틀을 확립한 20세기 최고의 편곡자이자 마에스트로입니다. 클래식의 엄격한 대위법과 팝의 대중적 서정성을 절묘하게 조화시킨 그는 특유의 ‘솟구치는 현(Soaring Strings)’ 기법을 통해 대중음악사에 잊을 수 없는 낭만적 관현악 미학을 완성했습니다.</w:t>
       </w:r>
     </w:p>
     <w:p>
@@ -413,7 +445,7 @@
           <w:b w:val="0"/>
           <w:sz w:val="21"/>
         </w:rPr>
-        <w:t>엘비스 프레슬리를 필두로 한 초기 로큰롤 열풍 속에서 순수 기악 연주곡으로 팝 음악계의 정상을 탈환하며 오케스트라 편곡의 대중적 지평을 넓힌 이정표적 앨범입니다. 막스 스타이너의 영화 원곡을 재해석하여 완성한 대담하고 섬세한 앙상블은 팝 오케스트레이션의 교과서로 평가받으며, 대중음악사에서 경음악의 위상을 예술적 반열로 격상시켰습니다.</w:t>
+        <w:t>거친 비트의 로큰롤이 팝 씬을 잠식하던 1960년대 벽두에 오케스트라 연주 음반으로 대중음악의 정점을 차지한 독보적 작품입니다. 배경음악에 머물던 영화 스코어를 독자적인 예술 작품으로 끌어올렸으며, 팝과 클래식의 경계를 허문 크로스오버의 찬란한 금자탑으로 평가받습니다.</w:t>
       </w:r>
     </w:p>
     <w:p>
@@ -444,7 +476,7 @@
           <w:b w:val="0"/>
           <w:sz w:val="21"/>
         </w:rPr>
-        <w:t>1950년대의 보수적 질서와 1960년대의 자유로운 청춘 문화가 교차하던 변혁의 시기, 영화가 대변했던 청춘들의 순수와 갈등, 애틋한 사랑의 감수성이 고스란히 투영되어 있습니다. 냉전의 불안과 급변하는 사회 분위기 속에서 대중에게 따스하고 아늑한 도피처가 되어 주었던 당대인들의 낭만과 향수가 깃들어 있습니다.</w:t>
+        <w:t>1950년대의 전후 풍요 속에서 피어난 미국 청춘들의 순수함과 보수적 사회 분위기 속에서 겪어야 했던 사랑의 열병이 선율 속에 고스란히 배어 있습니다. 바닷가 휴양지에서 피어난 애틋한 첫사랑의 기억과 아련한 회한은 당대 젊은이들의 감성을 위로하며 하나의 거대한 시대적 정서로 자리 잡았습니다.</w:t>
       </w:r>
     </w:p>
     <w:p>
@@ -489,7 +521,19 @@
           <w:b w:val="0"/>
           <w:sz w:val="21"/>
         </w:rPr>
-        <w:t>표제작 'Theme from 'A Summer Place''는 부드럽게 넘실대는 현악과 피아노의 영롱한 터치가 조화를 이루며 청량하고도 애틋한 여름의 정취를 극대화합니다. 이 밖에도 서정미의 극치를 들려주는 빅터 영의 명곡 'Love Letters In The Sand', 그리고 뮤지컬 넘버를 감미로운 스트링 팝으로 재탄생시킨 'The Sound of Music' 등 전 곡이 우아하고 유려한 선율로 채워져 있습니다.</w:t>
+      </w:r>
+    </w:p>
+    <w:p>
+      <w:pPr>
+        <w:spacing w:line="324" w:lineRule="auto" w:after="120"/>
+      </w:pPr>
+      <w:r>
+        <w:rPr w:rFonts="맑은 고딕">
+          <w:rFonts w:ascii="맑은 고딕" w:hAnsi="맑은 고딕" w:eastAsia="맑은 고딕"/>
+          <w:b w:val="0"/>
+          <w:sz w:val="21"/>
+        </w:rPr>
+        <w:t>잔잔히 일렁이는 피아노와 화려하게 비상하는 현악의 앙상블이 돋보이는 타이틀곡 'Theme from A Summer Place'는 물론, 애상적인 멜로디가 매혹적인 'The Song from Moulin Rouge', 세련된 리듬감과 경쾌한 브라스가 어우러진 'Go-Go-Po-Go' 등 전 수록곡에 걸쳐 유려한 선율미와 완벽한 편곡의 극치를 선사합니다.</w:t>
       </w:r>
     </w:p>
     <w:p>
@@ -520,7 +564,19 @@
           <w:b w:val="0"/>
           <w:sz w:val="21"/>
         </w:rPr>
-        <w:t>진공관 앰프의 부드러운 배음과 아날로그 턴테이블의 깊은 울림이 더해질 때 본 음반의 진가가 드러납니다. 쏟아져 내리는 바이올린 군의 고음역에서도 귀를 자극하지 않는 자연스러운 질감, 그리고 카트리지 바늘이 그루브를 긁으며 피어오르는 따뜻한 저음의 공간감에 집중하여 감상하시기를 권합니다.</w:t>
+      </w:r>
+    </w:p>
+    <w:p>
+      <w:pPr>
+        <w:spacing w:line="324" w:lineRule="auto" w:after="120"/>
+      </w:pPr>
+      <w:r>
+        <w:rPr w:rFonts="맑은 고딕">
+          <w:rFonts w:ascii="맑은 고딕" w:hAnsi="맑은 고딕" w:eastAsia="맑은 고딕"/>
+          <w:b w:val="0"/>
+          <w:sz w:val="21"/>
+        </w:rPr>
+        <w:t>진공관 앰프를 통해 충분히 예열된 시스템에서 침압을 정교하게 맞춘 바늘을 올리면, 퍼시 페이스 오케스트라가 빚어내는 현악 합주가 벨벳처럼 매끄럽고 포근하게 리스닝 룸을 채웁니다. 특히 아날로그 특유의 자연스러운 잔향감과 현의 미세한 떨림은 디지털 음원에서는 느낄 수 없는 깊은 공간감과 계절의 온도를 생생히 전달합니다.</w:t>
       </w:r>
     </w:p>
     <w:p>
@@ -551,7 +607,19 @@
           <w:b w:val="0"/>
           <w:sz w:val="21"/>
         </w:rPr>
-        <w:t>그래미 역사상 최초로 인스트루멘털 트랙으로서 대상을 거머쥔 역사적 상징성은 물론, 1960년대 초반 컬럼비아 하이파이(Hi-Fi) 스테레오 녹음 기술의 빼어난 정수를 간직하고 있어 클래식과 팝 애호가 모두의 음반 라이브러리에 필수적으로 자리해야 할 불멸의 컬렉터스 아이템입니다.</w:t>
+      </w:r>
+    </w:p>
+    <w:p>
+      <w:pPr>
+        <w:spacing w:line="324" w:lineRule="auto" w:after="120"/>
+      </w:pPr>
+      <w:r>
+        <w:rPr w:rFonts="맑은 고딕">
+          <w:rFonts w:ascii="맑은 고딕" w:hAnsi="맑은 고딕" w:eastAsia="맑은 고딕"/>
+          <w:b w:val="0"/>
+          <w:sz w:val="21"/>
+        </w:rPr>
+        <w:t>그래미 역사상 최초로 ‘올해의 레코드’를 거머쥔 순수 연주 명반이라는 독보적인 역사적 상징성은 물론, 1960년대 초반 컬럼비아 레코드의 풍성하고 입체적인 스테레오 레코딩 기술의 정수를 맛볼 수 있는 빈티지 LP 컬렉터들의 필청 음반입니다.</w:t>
       </w:r>
     </w:p>
     <w:p>
@@ -565,7 +633,7 @@
           <w:color w:val="4338CA"/>
           <w:sz w:val="21"/>
         </w:rPr>
-        <w:t>이 음반을 통해 푸른 바다의 미풍처럼 다정하게 마음을 적시는 아날로그의 온기와 영원한 낭만이 전해주는 감동을 다시 한번 경험해 보시는 것은 어떨까요?</w:t>
+        <w:t>이 음반을 통해 푸른 물결 위로 부서지는 여름날의 찬란한 햇살과 아련한 청춘의 추억이 전해주는 감동을 다시 한번 경험해 보시는 것은 어떨까요?</w:t>
       </w:r>
     </w:p>
     <w:sectPr>
